--- a/dosyalar/9-sinif/arapca-9-1d1y-klasik.docx
+++ b/dosyalar/9-sinif/arapca-9-1d1y-klasik.docx
@@ -658,7 +658,7 @@
                 <w:szCs w:val="30"/>
                 <w:rtl/>
               </w:rPr>
-              <w:t xml:space="preserve">اَلْجِنْسِيَّةُ</w:t>
+              <w:t xml:space="preserve">اَلجِنْسِيَّةُ</w:t>
             </w:r>
           </w:p>
         </w:tc>
@@ -754,7 +754,7 @@
                 <w:szCs w:val="30"/>
                 <w:rtl/>
               </w:rPr>
-              <w:t xml:space="preserve">اَلْمِهْنَةُ</w:t>
+              <w:t xml:space="preserve">اَلمِهْنَةُ</w:t>
             </w:r>
           </w:p>
         </w:tc>
@@ -850,7 +850,7 @@
                 <w:szCs w:val="30"/>
                 <w:rtl/>
               </w:rPr>
-              <w:t xml:space="preserve">اَلْعُمْرُ</w:t>
+              <w:t xml:space="preserve">اَلعُمْرُ</w:t>
             </w:r>
           </w:p>
         </w:tc>
@@ -946,7 +946,7 @@
                 <w:szCs w:val="30"/>
                 <w:rtl/>
               </w:rPr>
-              <w:t xml:space="preserve">اَلْمُدَرِّسَةُ</w:t>
+              <w:t xml:space="preserve">اَلمُدَرِّسَةُ</w:t>
             </w:r>
           </w:p>
         </w:tc>
@@ -1042,7 +1042,7 @@
                 <w:szCs w:val="30"/>
                 <w:rtl/>
               </w:rPr>
-              <w:t xml:space="preserve">اَلْجَارُ</w:t>
+              <w:t xml:space="preserve">اَلجَارُ</w:t>
             </w:r>
           </w:p>
         </w:tc>
@@ -1138,7 +1138,7 @@
                 <w:szCs w:val="30"/>
                 <w:rtl/>
               </w:rPr>
-              <w:t xml:space="preserve">اَلْمَدِينَةُ</w:t>
+              <w:t xml:space="preserve">اَلمَدِينَةُ</w:t>
             </w:r>
           </w:p>
         </w:tc>
@@ -2293,7 +2293,7 @@
                 <w:szCs w:val="26"/>
                 <w:rtl/>
               </w:rPr>
-              <w:t xml:space="preserve">مِنْ أَيْنَ أَنْتَ؟</w:t>
+              <w:t xml:space="preserve">مِنْ أَيْن أَنْتَ؟</w:t>
             </w:r>
           </w:p>
         </w:tc>
@@ -2561,7 +2561,7 @@
                 <w:szCs w:val="26"/>
                 <w:rtl/>
               </w:rPr>
-              <w:t xml:space="preserve">اِسْمِي زَيْنَبُ.</w:t>
+              <w:t xml:space="preserve">اِسْمِي زَيْنَب.</w:t>
             </w:r>
           </w:p>
         </w:tc>
@@ -2803,7 +2803,7 @@
                 <w:szCs w:val="26"/>
                 <w:rtl/>
               </w:rPr>
-              <w:t xml:space="preserve">كَيْفَ حَالُكَ؟</w:t>
+              <w:t xml:space="preserve">كَيْف حَالُكَ؟</w:t>
             </w:r>
           </w:p>
         </w:tc>
@@ -2901,7 +2901,7 @@
                 <w:szCs w:val="26"/>
                 <w:rtl/>
               </w:rPr>
-              <w:t xml:space="preserve">بِخَيْرٍ، اَلْحَمْدُ لِلَّهِ.</w:t>
+              <w:t xml:space="preserve">بِخَيْرٍ، اَلحَمْدُ لِلَّهِ.</w:t>
             </w:r>
           </w:p>
         </w:tc>
@@ -3402,7 +3402,7 @@
                 <w:szCs w:val="28"/>
                 <w:rtl/>
               </w:rPr>
-              <w:t xml:space="preserve">أَنَا ……………………… مَدِينَةِ إِسْطَنْبُولَ.</w:t>
+              <w:t xml:space="preserve">أَنَا ……………………… مَدِينَةِ إِسْطَنْبُول.</w:t>
             </w:r>
           </w:p>
         </w:tc>
@@ -3474,7 +3474,7 @@
                 <w:szCs w:val="28"/>
                 <w:rtl/>
               </w:rPr>
-              <w:t xml:space="preserve">هَلْ ……………………… طَالِبَةٌ فِي هَذِهِ الْمَدْرَسَةِ؟</w:t>
+              <w:t xml:space="preserve">هَلْ ……………………… طَالِبَةٌ فِي هَذِهِ المَدْرَسَةِ؟</w:t>
             </w:r>
           </w:p>
         </w:tc>
@@ -3618,7 +3618,7 @@
                 <w:szCs w:val="28"/>
                 <w:rtl/>
               </w:rPr>
-              <w:t xml:space="preserve">……………………… عُمْرُكَ يَا مُرَادُ؟</w:t>
+              <w:t xml:space="preserve">……………………… عُمْرُكَ يَا مُرَاد؟</w:t>
             </w:r>
           </w:p>
         </w:tc>
@@ -3690,7 +3690,7 @@
                 <w:szCs w:val="28"/>
                 <w:rtl/>
               </w:rPr>
-              <w:t xml:space="preserve">أَحْمَدُ ……………………… مُدَرِّسًا، هُوَ طَالِبٌ.</w:t>
+              <w:t xml:space="preserve">أَحْمَد ……………………… مُدَرِّسًا، هُوَ طَالِبٌ.</w:t>
             </w:r>
           </w:p>
         </w:tc>
@@ -3762,7 +3762,7 @@
                 <w:szCs w:val="28"/>
                 <w:rtl/>
               </w:rPr>
-              <w:t xml:space="preserve">……………………… طُلَّابٌ فِي الصَّفِّ التَّاسِعِ.</w:t>
+              <w:t xml:space="preserve">……………………… طُلَّابٌ فِي الصَّفِّ التَّاسِعِ.</w:t>
             </w:r>
           </w:p>
         </w:tc>
@@ -3869,7 +3869,7 @@
           <w:sz w:val="20"/>
           <w:szCs w:val="20"/>
         </w:rPr>
-        <w:t xml:space="preserve">1.  «أَنَا تُرْكِيٌّ» cümlesini bir kız öğrenci nasıl kurar?</w:t>
+        <w:t xml:space="preserve">1.  «أَنَا تُرْكِيٌّ» cümlesini bir kız öğrenci nasıl kurar?</w:t>
       </w:r>
     </w:p>
     <w:tbl>
@@ -3938,7 +3938,7 @@
                 <w:szCs w:val="28"/>
                 <w:rtl/>
               </w:rPr>
-              <w:t xml:space="preserve">أَنَا تُرْكِيٌّ</w:t>
+              <w:t xml:space="preserve">أَنَا تُرْكِيٌّ</w:t>
             </w:r>
           </w:p>
         </w:tc>
@@ -3988,7 +3988,7 @@
                 <w:szCs w:val="28"/>
                 <w:rtl/>
               </w:rPr>
-              <w:t xml:space="preserve">أَنَا تُرْكِيَّةٌ</w:t>
+              <w:t xml:space="preserve">أَنَا تُرْكِيَّة</w:t>
             </w:r>
           </w:p>
         </w:tc>
@@ -4043,7 +4043,7 @@
                 <w:szCs w:val="28"/>
                 <w:rtl/>
               </w:rPr>
-              <w:t xml:space="preserve">أَنْتِ تُرْكِيَّةٌ</w:t>
+              <w:t xml:space="preserve">أَنْتِ تُرْكِيَّة</w:t>
             </w:r>
           </w:p>
         </w:tc>
@@ -4093,7 +4093,7 @@
                 <w:szCs w:val="28"/>
                 <w:rtl/>
               </w:rPr>
-              <w:t xml:space="preserve">هِيَ تُرْكِيَّةٌ</w:t>
+              <w:t xml:space="preserve">هِيَ تُرْكِيَّة</w:t>
             </w:r>
           </w:p>
         </w:tc>
@@ -4185,7 +4185,7 @@
                 <w:szCs w:val="28"/>
                 <w:rtl/>
               </w:rPr>
-              <w:t xml:space="preserve">اَلْقَمَرُ</w:t>
+              <w:t xml:space="preserve">اَلقَمَرُ</w:t>
             </w:r>
           </w:p>
         </w:tc>
@@ -4235,7 +4235,7 @@
                 <w:szCs w:val="28"/>
                 <w:rtl/>
               </w:rPr>
-              <w:t xml:space="preserve">اَلْمَدْرَسَةُ</w:t>
+              <w:t xml:space="preserve">اَلمَدْرَسَةُ</w:t>
             </w:r>
           </w:p>
         </w:tc>
@@ -4290,7 +4290,7 @@
                 <w:szCs w:val="28"/>
                 <w:rtl/>
               </w:rPr>
-              <w:t xml:space="preserve">اَلشَّمْسُ</w:t>
+              <w:t xml:space="preserve">اَلشَّمْسُ</w:t>
             </w:r>
           </w:p>
         </w:tc>
@@ -4340,7 +4340,7 @@
                 <w:szCs w:val="28"/>
                 <w:rtl/>
               </w:rPr>
-              <w:t xml:space="preserve">اَلْكِتَابُ</w:t>
+              <w:t xml:space="preserve">اَلكِتَابُ</w:t>
             </w:r>
           </w:p>
         </w:tc>
@@ -4363,7 +4363,7 @@
           <w:sz w:val="20"/>
           <w:szCs w:val="20"/>
         </w:rPr>
-        <w:t xml:space="preserve">3.  «مِنْ أَيْنَ أَنْتَ» sorusuna en uygun cevap hangisidir?</w:t>
+        <w:t xml:space="preserve">3.  «مِنْ أَيْن أَنْتَ» sorusuna en uygun cevap hangisidir?</w:t>
       </w:r>
     </w:p>
     <w:tbl>
@@ -4432,7 +4432,7 @@
                 <w:szCs w:val="28"/>
                 <w:rtl/>
               </w:rPr>
-              <w:t xml:space="preserve">اِسْمِي خَالِدٌ</w:t>
+              <w:t xml:space="preserve">اِسْمِي خَالِد</w:t>
             </w:r>
           </w:p>
         </w:tc>
@@ -4537,7 +4537,7 @@
                 <w:szCs w:val="28"/>
                 <w:rtl/>
               </w:rPr>
-              <w:t xml:space="preserve">عُمْرِي سِتَّةَ عَشَرَ عَامًا</w:t>
+              <w:t xml:space="preserve">عُمْرِي سِتَّةَ عَشَرَ عَامًا</w:t>
             </w:r>
           </w:p>
         </w:tc>
@@ -4679,7 +4679,7 @@
                 <w:szCs w:val="28"/>
                 <w:rtl/>
               </w:rPr>
-              <w:t xml:space="preserve">ذَهَبَ الطَّالِبُ إِلَى الْمَدْرَسَةِ</w:t>
+              <w:t xml:space="preserve">ذَهَبَ الطَّالِبُ إِلَى المَدْرَسَةِ</w:t>
             </w:r>
           </w:p>
         </w:tc>
@@ -4729,7 +4729,7 @@
                 <w:szCs w:val="28"/>
                 <w:rtl/>
               </w:rPr>
-              <w:t xml:space="preserve">يَكْتُبُ عُمَرُ الدَّرْسَ</w:t>
+              <w:t xml:space="preserve">يَكْتُبُ عُمَر الدَّرْسَ</w:t>
             </w:r>
           </w:p>
         </w:tc>
@@ -4784,7 +4784,7 @@
                 <w:szCs w:val="28"/>
                 <w:rtl/>
               </w:rPr>
-              <w:t xml:space="preserve">اَلْمُدَرِّسُ فِي الصَّفِّ</w:t>
+              <w:t xml:space="preserve">اَلمُدَرِّسُ فِي الصَّفِّ</w:t>
             </w:r>
           </w:p>
         </w:tc>
@@ -4834,7 +4834,7 @@
                 <w:szCs w:val="28"/>
                 <w:rtl/>
               </w:rPr>
-              <w:t xml:space="preserve">قَرَأْتُ الْكِتَابَ</w:t>
+              <w:t xml:space="preserve">قَرَأْتُ الكِتَابَ</w:t>
             </w:r>
           </w:p>
         </w:tc>
@@ -4857,7 +4857,7 @@
           <w:sz w:val="20"/>
           <w:szCs w:val="20"/>
         </w:rPr>
-        <w:t xml:space="preserve">5.  «هَذِهِ صَدِيقَتِي، هِيَ مِصْرِيَّةٌ» cümlesi için aşağıdakilerden hangisi söylenemez?</w:t>
+        <w:t xml:space="preserve">5.  «هَذِهِ صَدِيقَتِي، هِيَ مِصْرِيَّةٌ» cümlesi için aşağıdakilerden hangisi söylenemez?</w:t>
       </w:r>
     </w:p>
     <w:tbl>
@@ -5379,7 +5379,7 @@
                 <w:szCs w:val="28"/>
                 <w:rtl/>
               </w:rPr>
-              <w:t xml:space="preserve">اَلشَّمْسُ</w:t>
+              <w:t xml:space="preserve">اَلشَّمْسُ</w:t>
             </w:r>
           </w:p>
         </w:tc>
@@ -5505,7 +5505,7 @@
                 <w:szCs w:val="28"/>
                 <w:rtl/>
               </w:rPr>
-              <w:t xml:space="preserve">اَلْقَمَرُ</w:t>
+              <w:t xml:space="preserve">اَلقَمَرُ</w:t>
             </w:r>
           </w:p>
         </w:tc>
@@ -5631,7 +5631,7 @@
                 <w:szCs w:val="28"/>
                 <w:rtl/>
               </w:rPr>
-              <w:t xml:space="preserve">اَلطَّالِبُ</w:t>
+              <w:t xml:space="preserve">اَلطَّالِبُ</w:t>
             </w:r>
           </w:p>
         </w:tc>
@@ -5757,7 +5757,7 @@
                 <w:szCs w:val="28"/>
                 <w:rtl/>
               </w:rPr>
-              <w:t xml:space="preserve">اَلْمَدْرَسَةُ</w:t>
+              <w:t xml:space="preserve">اَلمَدْرَسَةُ</w:t>
             </w:r>
           </w:p>
         </w:tc>
@@ -5883,7 +5883,7 @@
                 <w:szCs w:val="28"/>
                 <w:rtl/>
               </w:rPr>
-              <w:t xml:space="preserve">اَلنَّاسُ</w:t>
+              <w:t xml:space="preserve">اَلنَّاسُ</w:t>
             </w:r>
           </w:p>
         </w:tc>
@@ -6116,7 +6116,7 @@
                 <w:szCs w:val="28"/>
                 <w:rtl/>
               </w:rPr>
-              <w:t xml:space="preserve">التَّاسِعِ  ـ  فِي  ـ  أَنَا  ـ  الصَّفِّ  ـ  طَالِبٌ</w:t>
+              <w:t xml:space="preserve">التَّاسِعِ  ـ  فِي  ـ  أَنَا  ـ  الصَّفِّ  ـ  طَالِبٌ</w:t>
             </w:r>
           </w:p>
         </w:tc>
@@ -6188,7 +6188,7 @@
                 <w:szCs w:val="28"/>
                 <w:rtl/>
               </w:rPr>
-              <w:t xml:space="preserve">أَنْتَ  ـ  أَيْنَ  ـ  مِنْ</w:t>
+              <w:t xml:space="preserve">أَنْتَ  ـ  أَيْن  ـ  مِنْ</w:t>
             </w:r>
           </w:p>
         </w:tc>
@@ -6332,7 +6332,7 @@
                 <w:szCs w:val="28"/>
                 <w:rtl/>
               </w:rPr>
-              <w:t xml:space="preserve">عُمْرُكِ  ـ  يَا  ـ  كَمْ  ـ  زَيْنَبُ</w:t>
+              <w:t xml:space="preserve">عُمْرُكِ  ـ  يَا  ـ  كَمْ  ـ  زَيْنَب</w:t>
             </w:r>
           </w:p>
         </w:tc>
@@ -6556,7 +6556,7 @@
                 <w:szCs w:val="30"/>
                 <w:rtl/>
               </w:rPr>
-              <w:t xml:space="preserve">اِسْمِي   —   عُمْرِي   —   أَنَا مِنْ   —   اَلصَّفُّ التَّاسِعُ   —   مِهْنَةُ   —   صَدِيقِي   —   تُرْكِيٌّ</w:t>
+              <w:t xml:space="preserve">اِسْمِي   —   عُمْرِي   —   أَنَا مِن   —   اَلصَّفُّ التَّاسِعُ   —   مِهْنَةُ   —   صَدِيقِي   —   تُرْكِيٌّ</w:t>
             </w:r>
           </w:p>
         </w:tc>
@@ -7200,7 +7200,7 @@
                 <w:szCs w:val="27"/>
                 <w:rtl/>
               </w:rPr>
-              <w:t xml:space="preserve">مَا اسْمُكَ؟ · أَنَا تُرْكِيٌّ. · مِنْ أَيْنَ أَنْتِ؟</w:t>
+              <w:t xml:space="preserve">مَا اسْمُكَ؟ · أَنَا تُرْكِيٌّ. · مِنْ أَيْن أَنْتِ؟</w:t>
             </w:r>
           </w:p>
           <w:p>
@@ -7218,7 +7218,7 @@
                 <w:szCs w:val="27"/>
                 <w:rtl/>
               </w:rPr>
-              <w:t xml:space="preserve">كَمْ عُمْرُكَ؟ · هَذَا صَدِيقِي الْجَدِيدُ. · هُوَ لَيْسَ مُهَنْدِسًا.</w:t>
+              <w:t xml:space="preserve">كَمْ عُمْرُكَ؟ · هَذَا صَدِيقِي الجَدِيدُ. · هُوَ لَيْسَ مُهَنْدِسًا.</w:t>
             </w:r>
           </w:p>
         </w:tc>
@@ -7706,7 +7706,7 @@
                 <w:szCs w:val="27"/>
                 <w:rtl/>
               </w:rPr>
-              <w:t xml:space="preserve">أَنَا طَالِبٌ فِي الصَّفِّ التَّاسِعِ. · مِنْ أَيْنَ أَنْتَ؟</w:t>
+              <w:t xml:space="preserve">أَنَا طَالِبٌ فِي الصَّفِّ التَّاسِعِ. · مِنْ أَيْن أَنْتَ؟</w:t>
             </w:r>
           </w:p>
           <w:p>
@@ -7724,7 +7724,7 @@
                 <w:szCs w:val="27"/>
                 <w:rtl/>
               </w:rPr>
-              <w:t xml:space="preserve">أَبِي طَبِيبٌ مَاهِرٌ. · كَمْ عُمْرُكِ يَا زَيْنَبُ؟</w:t>
+              <w:t xml:space="preserve">أَبِي طَبِيبٌ مَاهِرٌ. · كَمْ عُمْرُكِ يَا زَيْنَب؟</w:t>
             </w:r>
           </w:p>
           <w:p>

--- a/dosyalar/9-sinif/arapca-9-1d1y-klasik.docx
+++ b/dosyalar/9-sinif/arapca-9-1d1y-klasik.docx
@@ -650,7 +650,7 @@
             </w:pPr>
             <w:r>
               <w:rPr>
-                <w:rFonts w:ascii="Markazi Text" w:cs="Markazi Text" w:eastAsia="Markazi Text" w:hAnsi="Markazi Text"/>
+                <w:rFonts w:ascii="Arakom" w:cs="Arakom" w:eastAsia="Arakom" w:hAnsi="Arakom"/>
                 <w:b w:val="false"/>
                 <w:bCs w:val="false"/>
                 <w:color w:val="111111"/>
@@ -746,7 +746,7 @@
             </w:pPr>
             <w:r>
               <w:rPr>
-                <w:rFonts w:ascii="Markazi Text" w:cs="Markazi Text" w:eastAsia="Markazi Text" w:hAnsi="Markazi Text"/>
+                <w:rFonts w:ascii="Arakom" w:cs="Arakom" w:eastAsia="Arakom" w:hAnsi="Arakom"/>
                 <w:b w:val="false"/>
                 <w:bCs w:val="false"/>
                 <w:color w:val="111111"/>
@@ -842,7 +842,7 @@
             </w:pPr>
             <w:r>
               <w:rPr>
-                <w:rFonts w:ascii="Markazi Text" w:cs="Markazi Text" w:eastAsia="Markazi Text" w:hAnsi="Markazi Text"/>
+                <w:rFonts w:ascii="Arakom" w:cs="Arakom" w:eastAsia="Arakom" w:hAnsi="Arakom"/>
                 <w:b w:val="false"/>
                 <w:bCs w:val="false"/>
                 <w:color w:val="111111"/>
@@ -938,7 +938,7 @@
             </w:pPr>
             <w:r>
               <w:rPr>
-                <w:rFonts w:ascii="Markazi Text" w:cs="Markazi Text" w:eastAsia="Markazi Text" w:hAnsi="Markazi Text"/>
+                <w:rFonts w:ascii="Arakom" w:cs="Arakom" w:eastAsia="Arakom" w:hAnsi="Arakom"/>
                 <w:b w:val="false"/>
                 <w:bCs w:val="false"/>
                 <w:color w:val="111111"/>
@@ -1034,7 +1034,7 @@
             </w:pPr>
             <w:r>
               <w:rPr>
-                <w:rFonts w:ascii="Markazi Text" w:cs="Markazi Text" w:eastAsia="Markazi Text" w:hAnsi="Markazi Text"/>
+                <w:rFonts w:ascii="Arakom" w:cs="Arakom" w:eastAsia="Arakom" w:hAnsi="Arakom"/>
                 <w:b w:val="false"/>
                 <w:bCs w:val="false"/>
                 <w:color w:val="111111"/>
@@ -1130,7 +1130,7 @@
             </w:pPr>
             <w:r>
               <w:rPr>
-                <w:rFonts w:ascii="Markazi Text" w:cs="Markazi Text" w:eastAsia="Markazi Text" w:hAnsi="Markazi Text"/>
+                <w:rFonts w:ascii="Arakom" w:cs="Arakom" w:eastAsia="Arakom" w:hAnsi="Arakom"/>
                 <w:b w:val="false"/>
                 <w:bCs w:val="false"/>
                 <w:color w:val="111111"/>
@@ -1459,7 +1459,7 @@
             </w:pPr>
             <w:r>
               <w:rPr>
-                <w:rFonts w:ascii="Markazi Text" w:cs="Markazi Text" w:eastAsia="Markazi Text" w:hAnsi="Markazi Text"/>
+                <w:rFonts w:ascii="Arakom" w:cs="Arakom" w:eastAsia="Arakom" w:hAnsi="Arakom"/>
                 <w:b w:val="false"/>
                 <w:bCs w:val="false"/>
                 <w:color w:val="111111"/>
@@ -1555,7 +1555,7 @@
             </w:pPr>
             <w:r>
               <w:rPr>
-                <w:rFonts w:ascii="Markazi Text" w:cs="Markazi Text" w:eastAsia="Markazi Text" w:hAnsi="Markazi Text"/>
+                <w:rFonts w:ascii="Arakom" w:cs="Arakom" w:eastAsia="Arakom" w:hAnsi="Arakom"/>
                 <w:b w:val="false"/>
                 <w:bCs w:val="false"/>
                 <w:color w:val="111111"/>
@@ -1651,7 +1651,7 @@
             </w:pPr>
             <w:r>
               <w:rPr>
-                <w:rFonts w:ascii="Markazi Text" w:cs="Markazi Text" w:eastAsia="Markazi Text" w:hAnsi="Markazi Text"/>
+                <w:rFonts w:ascii="Arakom" w:cs="Arakom" w:eastAsia="Arakom" w:hAnsi="Arakom"/>
                 <w:b w:val="false"/>
                 <w:bCs w:val="false"/>
                 <w:color w:val="111111"/>
@@ -1747,7 +1747,7 @@
             </w:pPr>
             <w:r>
               <w:rPr>
-                <w:rFonts w:ascii="Markazi Text" w:cs="Markazi Text" w:eastAsia="Markazi Text" w:hAnsi="Markazi Text"/>
+                <w:rFonts w:ascii="Arakom" w:cs="Arakom" w:eastAsia="Arakom" w:hAnsi="Arakom"/>
                 <w:b w:val="false"/>
                 <w:bCs w:val="false"/>
                 <w:color w:val="111111"/>
@@ -1843,7 +1843,7 @@
             </w:pPr>
             <w:r>
               <w:rPr>
-                <w:rFonts w:ascii="Markazi Text" w:cs="Markazi Text" w:eastAsia="Markazi Text" w:hAnsi="Markazi Text"/>
+                <w:rFonts w:ascii="Arakom" w:cs="Arakom" w:eastAsia="Arakom" w:hAnsi="Arakom"/>
                 <w:b w:val="false"/>
                 <w:bCs w:val="false"/>
                 <w:color w:val="111111"/>
@@ -1939,7 +1939,7 @@
             </w:pPr>
             <w:r>
               <w:rPr>
-                <w:rFonts w:ascii="Markazi Text" w:cs="Markazi Text" w:eastAsia="Markazi Text" w:hAnsi="Markazi Text"/>
+                <w:rFonts w:ascii="Arakom" w:cs="Arakom" w:eastAsia="Arakom" w:hAnsi="Arakom"/>
                 <w:b w:val="false"/>
                 <w:bCs w:val="false"/>
                 <w:color w:val="111111"/>
@@ -2115,7 +2115,7 @@
             </w:pPr>
             <w:r>
               <w:rPr>
-                <w:rFonts w:ascii="Markazi Text" w:cs="Markazi Text" w:eastAsia="Markazi Text" w:hAnsi="Markazi Text"/>
+                <w:rFonts w:ascii="Arakom" w:cs="Arakom" w:eastAsia="Arakom" w:hAnsi="Arakom"/>
                 <w:b w:val="false"/>
                 <w:bCs w:val="false"/>
                 <w:color w:val="111111"/>
@@ -2213,7 +2213,7 @@
             </w:pPr>
             <w:r>
               <w:rPr>
-                <w:rFonts w:ascii="Markazi Text" w:cs="Markazi Text" w:eastAsia="Markazi Text" w:hAnsi="Markazi Text"/>
+                <w:rFonts w:ascii="Arakom" w:cs="Arakom" w:eastAsia="Arakom" w:hAnsi="Arakom"/>
                 <w:b w:val="false"/>
                 <w:bCs w:val="false"/>
                 <w:color w:val="111111"/>
@@ -2285,7 +2285,7 @@
             </w:pPr>
             <w:r>
               <w:rPr>
-                <w:rFonts w:ascii="Markazi Text" w:cs="Markazi Text" w:eastAsia="Markazi Text" w:hAnsi="Markazi Text"/>
+                <w:rFonts w:ascii="Arakom" w:cs="Arakom" w:eastAsia="Arakom" w:hAnsi="Arakom"/>
                 <w:b w:val="false"/>
                 <w:bCs w:val="false"/>
                 <w:color w:val="111111"/>
@@ -2383,7 +2383,7 @@
             </w:pPr>
             <w:r>
               <w:rPr>
-                <w:rFonts w:ascii="Markazi Text" w:cs="Markazi Text" w:eastAsia="Markazi Text" w:hAnsi="Markazi Text"/>
+                <w:rFonts w:ascii="Arakom" w:cs="Arakom" w:eastAsia="Arakom" w:hAnsi="Arakom"/>
                 <w:b w:val="false"/>
                 <w:bCs w:val="false"/>
                 <w:color w:val="111111"/>
@@ -2455,7 +2455,7 @@
             </w:pPr>
             <w:r>
               <w:rPr>
-                <w:rFonts w:ascii="Markazi Text" w:cs="Markazi Text" w:eastAsia="Markazi Text" w:hAnsi="Markazi Text"/>
+                <w:rFonts w:ascii="Arakom" w:cs="Arakom" w:eastAsia="Arakom" w:hAnsi="Arakom"/>
                 <w:b w:val="false"/>
                 <w:bCs w:val="false"/>
                 <w:color w:val="111111"/>
@@ -2553,7 +2553,7 @@
             </w:pPr>
             <w:r>
               <w:rPr>
-                <w:rFonts w:ascii="Markazi Text" w:cs="Markazi Text" w:eastAsia="Markazi Text" w:hAnsi="Markazi Text"/>
+                <w:rFonts w:ascii="Arakom" w:cs="Arakom" w:eastAsia="Arakom" w:hAnsi="Arakom"/>
                 <w:b w:val="false"/>
                 <w:bCs w:val="false"/>
                 <w:color w:val="111111"/>
@@ -2625,7 +2625,7 @@
             </w:pPr>
             <w:r>
               <w:rPr>
-                <w:rFonts w:ascii="Markazi Text" w:cs="Markazi Text" w:eastAsia="Markazi Text" w:hAnsi="Markazi Text"/>
+                <w:rFonts w:ascii="Arakom" w:cs="Arakom" w:eastAsia="Arakom" w:hAnsi="Arakom"/>
                 <w:b w:val="false"/>
                 <w:bCs w:val="false"/>
                 <w:color w:val="111111"/>
@@ -2723,7 +2723,7 @@
             </w:pPr>
             <w:r>
               <w:rPr>
-                <w:rFonts w:ascii="Markazi Text" w:cs="Markazi Text" w:eastAsia="Markazi Text" w:hAnsi="Markazi Text"/>
+                <w:rFonts w:ascii="Arakom" w:cs="Arakom" w:eastAsia="Arakom" w:hAnsi="Arakom"/>
                 <w:b w:val="false"/>
                 <w:bCs w:val="false"/>
                 <w:color w:val="111111"/>
@@ -2795,7 +2795,7 @@
             </w:pPr>
             <w:r>
               <w:rPr>
-                <w:rFonts w:ascii="Markazi Text" w:cs="Markazi Text" w:eastAsia="Markazi Text" w:hAnsi="Markazi Text"/>
+                <w:rFonts w:ascii="Arakom" w:cs="Arakom" w:eastAsia="Arakom" w:hAnsi="Arakom"/>
                 <w:b w:val="false"/>
                 <w:bCs w:val="false"/>
                 <w:color w:val="111111"/>
@@ -2893,7 +2893,7 @@
             </w:pPr>
             <w:r>
               <w:rPr>
-                <w:rFonts w:ascii="Markazi Text" w:cs="Markazi Text" w:eastAsia="Markazi Text" w:hAnsi="Markazi Text"/>
+                <w:rFonts w:ascii="Arakom" w:cs="Arakom" w:eastAsia="Arakom" w:hAnsi="Arakom"/>
                 <w:b w:val="false"/>
                 <w:bCs w:val="false"/>
                 <w:color w:val="111111"/>
@@ -2965,7 +2965,7 @@
             </w:pPr>
             <w:r>
               <w:rPr>
-                <w:rFonts w:ascii="Markazi Text" w:cs="Markazi Text" w:eastAsia="Markazi Text" w:hAnsi="Markazi Text"/>
+                <w:rFonts w:ascii="Arakom" w:cs="Arakom" w:eastAsia="Arakom" w:hAnsi="Arakom"/>
                 <w:b w:val="false"/>
                 <w:bCs w:val="false"/>
                 <w:color w:val="111111"/>
@@ -3063,7 +3063,7 @@
             </w:pPr>
             <w:r>
               <w:rPr>
-                <w:rFonts w:ascii="Markazi Text" w:cs="Markazi Text" w:eastAsia="Markazi Text" w:hAnsi="Markazi Text"/>
+                <w:rFonts w:ascii="Arakom" w:cs="Arakom" w:eastAsia="Arakom" w:hAnsi="Arakom"/>
                 <w:b w:val="false"/>
                 <w:bCs w:val="false"/>
                 <w:color w:val="111111"/>
@@ -3215,7 +3215,7 @@
             </w:pPr>
             <w:r>
               <w:rPr>
-                <w:rFonts w:ascii="Markazi Text" w:cs="Markazi Text" w:eastAsia="Markazi Text" w:hAnsi="Markazi Text"/>
+                <w:rFonts w:ascii="Arakom" w:cs="Arakom" w:eastAsia="Arakom" w:hAnsi="Arakom"/>
                 <w:b w:val="false"/>
                 <w:bCs w:val="false"/>
                 <w:color w:val="111111"/>
@@ -3322,7 +3322,7 @@
             </w:pPr>
             <w:r>
               <w:rPr>
-                <w:rFonts w:ascii="Markazi Text" w:cs="Markazi Text" w:eastAsia="Markazi Text" w:hAnsi="Markazi Text"/>
+                <w:rFonts w:ascii="Arakom" w:cs="Arakom" w:eastAsia="Arakom" w:hAnsi="Arakom"/>
                 <w:b w:val="false"/>
                 <w:bCs w:val="false"/>
                 <w:color w:val="111111"/>
@@ -3394,7 +3394,7 @@
             </w:pPr>
             <w:r>
               <w:rPr>
-                <w:rFonts w:ascii="Markazi Text" w:cs="Markazi Text" w:eastAsia="Markazi Text" w:hAnsi="Markazi Text"/>
+                <w:rFonts w:ascii="Arakom" w:cs="Arakom" w:eastAsia="Arakom" w:hAnsi="Arakom"/>
                 <w:b w:val="false"/>
                 <w:bCs w:val="false"/>
                 <w:color w:val="111111"/>
@@ -3466,7 +3466,7 @@
             </w:pPr>
             <w:r>
               <w:rPr>
-                <w:rFonts w:ascii="Markazi Text" w:cs="Markazi Text" w:eastAsia="Markazi Text" w:hAnsi="Markazi Text"/>
+                <w:rFonts w:ascii="Arakom" w:cs="Arakom" w:eastAsia="Arakom" w:hAnsi="Arakom"/>
                 <w:b w:val="false"/>
                 <w:bCs w:val="false"/>
                 <w:color w:val="111111"/>
@@ -3538,7 +3538,7 @@
             </w:pPr>
             <w:r>
               <w:rPr>
-                <w:rFonts w:ascii="Markazi Text" w:cs="Markazi Text" w:eastAsia="Markazi Text" w:hAnsi="Markazi Text"/>
+                <w:rFonts w:ascii="Arakom" w:cs="Arakom" w:eastAsia="Arakom" w:hAnsi="Arakom"/>
                 <w:b w:val="false"/>
                 <w:bCs w:val="false"/>
                 <w:color w:val="111111"/>
@@ -3610,7 +3610,7 @@
             </w:pPr>
             <w:r>
               <w:rPr>
-                <w:rFonts w:ascii="Markazi Text" w:cs="Markazi Text" w:eastAsia="Markazi Text" w:hAnsi="Markazi Text"/>
+                <w:rFonts w:ascii="Arakom" w:cs="Arakom" w:eastAsia="Arakom" w:hAnsi="Arakom"/>
                 <w:b w:val="false"/>
                 <w:bCs w:val="false"/>
                 <w:color w:val="111111"/>
@@ -3682,7 +3682,7 @@
             </w:pPr>
             <w:r>
               <w:rPr>
-                <w:rFonts w:ascii="Markazi Text" w:cs="Markazi Text" w:eastAsia="Markazi Text" w:hAnsi="Markazi Text"/>
+                <w:rFonts w:ascii="Arakom" w:cs="Arakom" w:eastAsia="Arakom" w:hAnsi="Arakom"/>
                 <w:b w:val="false"/>
                 <w:bCs w:val="false"/>
                 <w:color w:val="111111"/>
@@ -3754,7 +3754,7 @@
             </w:pPr>
             <w:r>
               <w:rPr>
-                <w:rFonts w:ascii="Markazi Text" w:cs="Markazi Text" w:eastAsia="Markazi Text" w:hAnsi="Markazi Text"/>
+                <w:rFonts w:ascii="Arakom" w:cs="Arakom" w:eastAsia="Arakom" w:hAnsi="Arakom"/>
                 <w:b w:val="false"/>
                 <w:bCs w:val="false"/>
                 <w:color w:val="111111"/>
@@ -3930,7 +3930,7 @@
             </w:r>
             <w:r>
               <w:rPr>
-                <w:rFonts w:ascii="Markazi Text" w:cs="Markazi Text" w:eastAsia="Markazi Text" w:hAnsi="Markazi Text"/>
+                <w:rFonts w:ascii="Arakom" w:cs="Arakom" w:eastAsia="Arakom" w:hAnsi="Arakom"/>
                 <w:b w:val="false"/>
                 <w:bCs w:val="false"/>
                 <w:color w:val="111111"/>
@@ -3980,7 +3980,7 @@
             </w:r>
             <w:r>
               <w:rPr>
-                <w:rFonts w:ascii="Markazi Text" w:cs="Markazi Text" w:eastAsia="Markazi Text" w:hAnsi="Markazi Text"/>
+                <w:rFonts w:ascii="Arakom" w:cs="Arakom" w:eastAsia="Arakom" w:hAnsi="Arakom"/>
                 <w:b w:val="false"/>
                 <w:bCs w:val="false"/>
                 <w:color w:val="111111"/>
@@ -4035,7 +4035,7 @@
             </w:r>
             <w:r>
               <w:rPr>
-                <w:rFonts w:ascii="Markazi Text" w:cs="Markazi Text" w:eastAsia="Markazi Text" w:hAnsi="Markazi Text"/>
+                <w:rFonts w:ascii="Arakom" w:cs="Arakom" w:eastAsia="Arakom" w:hAnsi="Arakom"/>
                 <w:b w:val="false"/>
                 <w:bCs w:val="false"/>
                 <w:color w:val="111111"/>
@@ -4085,7 +4085,7 @@
             </w:r>
             <w:r>
               <w:rPr>
-                <w:rFonts w:ascii="Markazi Text" w:cs="Markazi Text" w:eastAsia="Markazi Text" w:hAnsi="Markazi Text"/>
+                <w:rFonts w:ascii="Arakom" w:cs="Arakom" w:eastAsia="Arakom" w:hAnsi="Arakom"/>
                 <w:b w:val="false"/>
                 <w:bCs w:val="false"/>
                 <w:color w:val="111111"/>
@@ -4177,7 +4177,7 @@
             </w:r>
             <w:r>
               <w:rPr>
-                <w:rFonts w:ascii="Markazi Text" w:cs="Markazi Text" w:eastAsia="Markazi Text" w:hAnsi="Markazi Text"/>
+                <w:rFonts w:ascii="Arakom" w:cs="Arakom" w:eastAsia="Arakom" w:hAnsi="Arakom"/>
                 <w:b w:val="false"/>
                 <w:bCs w:val="false"/>
                 <w:color w:val="111111"/>
@@ -4227,7 +4227,7 @@
             </w:r>
             <w:r>
               <w:rPr>
-                <w:rFonts w:ascii="Markazi Text" w:cs="Markazi Text" w:eastAsia="Markazi Text" w:hAnsi="Markazi Text"/>
+                <w:rFonts w:ascii="Arakom" w:cs="Arakom" w:eastAsia="Arakom" w:hAnsi="Arakom"/>
                 <w:b w:val="false"/>
                 <w:bCs w:val="false"/>
                 <w:color w:val="111111"/>
@@ -4282,7 +4282,7 @@
             </w:r>
             <w:r>
               <w:rPr>
-                <w:rFonts w:ascii="Markazi Text" w:cs="Markazi Text" w:eastAsia="Markazi Text" w:hAnsi="Markazi Text"/>
+                <w:rFonts w:ascii="Arakom" w:cs="Arakom" w:eastAsia="Arakom" w:hAnsi="Arakom"/>
                 <w:b w:val="false"/>
                 <w:bCs w:val="false"/>
                 <w:color w:val="111111"/>
@@ -4332,7 +4332,7 @@
             </w:r>
             <w:r>
               <w:rPr>
-                <w:rFonts w:ascii="Markazi Text" w:cs="Markazi Text" w:eastAsia="Markazi Text" w:hAnsi="Markazi Text"/>
+                <w:rFonts w:ascii="Arakom" w:cs="Arakom" w:eastAsia="Arakom" w:hAnsi="Arakom"/>
                 <w:b w:val="false"/>
                 <w:bCs w:val="false"/>
                 <w:color w:val="111111"/>
@@ -4424,7 +4424,7 @@
             </w:r>
             <w:r>
               <w:rPr>
-                <w:rFonts w:ascii="Markazi Text" w:cs="Markazi Text" w:eastAsia="Markazi Text" w:hAnsi="Markazi Text"/>
+                <w:rFonts w:ascii="Arakom" w:cs="Arakom" w:eastAsia="Arakom" w:hAnsi="Arakom"/>
                 <w:b w:val="false"/>
                 <w:bCs w:val="false"/>
                 <w:color w:val="111111"/>
@@ -4474,7 +4474,7 @@
             </w:r>
             <w:r>
               <w:rPr>
-                <w:rFonts w:ascii="Markazi Text" w:cs="Markazi Text" w:eastAsia="Markazi Text" w:hAnsi="Markazi Text"/>
+                <w:rFonts w:ascii="Arakom" w:cs="Arakom" w:eastAsia="Arakom" w:hAnsi="Arakom"/>
                 <w:b w:val="false"/>
                 <w:bCs w:val="false"/>
                 <w:color w:val="111111"/>
@@ -4529,7 +4529,7 @@
             </w:r>
             <w:r>
               <w:rPr>
-                <w:rFonts w:ascii="Markazi Text" w:cs="Markazi Text" w:eastAsia="Markazi Text" w:hAnsi="Markazi Text"/>
+                <w:rFonts w:ascii="Arakom" w:cs="Arakom" w:eastAsia="Arakom" w:hAnsi="Arakom"/>
                 <w:b w:val="false"/>
                 <w:bCs w:val="false"/>
                 <w:color w:val="111111"/>
@@ -4579,7 +4579,7 @@
             </w:r>
             <w:r>
               <w:rPr>
-                <w:rFonts w:ascii="Markazi Text" w:cs="Markazi Text" w:eastAsia="Markazi Text" w:hAnsi="Markazi Text"/>
+                <w:rFonts w:ascii="Arakom" w:cs="Arakom" w:eastAsia="Arakom" w:hAnsi="Arakom"/>
                 <w:b w:val="false"/>
                 <w:bCs w:val="false"/>
                 <w:color w:val="111111"/>
@@ -4671,7 +4671,7 @@
             </w:r>
             <w:r>
               <w:rPr>
-                <w:rFonts w:ascii="Markazi Text" w:cs="Markazi Text" w:eastAsia="Markazi Text" w:hAnsi="Markazi Text"/>
+                <w:rFonts w:ascii="Arakom" w:cs="Arakom" w:eastAsia="Arakom" w:hAnsi="Arakom"/>
                 <w:b w:val="false"/>
                 <w:bCs w:val="false"/>
                 <w:color w:val="111111"/>
@@ -4721,7 +4721,7 @@
             </w:r>
             <w:r>
               <w:rPr>
-                <w:rFonts w:ascii="Markazi Text" w:cs="Markazi Text" w:eastAsia="Markazi Text" w:hAnsi="Markazi Text"/>
+                <w:rFonts w:ascii="Arakom" w:cs="Arakom" w:eastAsia="Arakom" w:hAnsi="Arakom"/>
                 <w:b w:val="false"/>
                 <w:bCs w:val="false"/>
                 <w:color w:val="111111"/>
@@ -4776,7 +4776,7 @@
             </w:r>
             <w:r>
               <w:rPr>
-                <w:rFonts w:ascii="Markazi Text" w:cs="Markazi Text" w:eastAsia="Markazi Text" w:hAnsi="Markazi Text"/>
+                <w:rFonts w:ascii="Arakom" w:cs="Arakom" w:eastAsia="Arakom" w:hAnsi="Arakom"/>
                 <w:b w:val="false"/>
                 <w:bCs w:val="false"/>
                 <w:color w:val="111111"/>
@@ -4826,7 +4826,7 @@
             </w:r>
             <w:r>
               <w:rPr>
-                <w:rFonts w:ascii="Markazi Text" w:cs="Markazi Text" w:eastAsia="Markazi Text" w:hAnsi="Markazi Text"/>
+                <w:rFonts w:ascii="Arakom" w:cs="Arakom" w:eastAsia="Arakom" w:hAnsi="Arakom"/>
                 <w:b w:val="false"/>
                 <w:bCs w:val="false"/>
                 <w:color w:val="111111"/>
@@ -5371,7 +5371,7 @@
             </w:pPr>
             <w:r>
               <w:rPr>
-                <w:rFonts w:ascii="Markazi Text" w:cs="Markazi Text" w:eastAsia="Markazi Text" w:hAnsi="Markazi Text"/>
+                <w:rFonts w:ascii="Arakom" w:cs="Arakom" w:eastAsia="Arakom" w:hAnsi="Arakom"/>
                 <w:b w:val="false"/>
                 <w:bCs w:val="false"/>
                 <w:color w:val="111111"/>
@@ -5497,7 +5497,7 @@
             </w:pPr>
             <w:r>
               <w:rPr>
-                <w:rFonts w:ascii="Markazi Text" w:cs="Markazi Text" w:eastAsia="Markazi Text" w:hAnsi="Markazi Text"/>
+                <w:rFonts w:ascii="Arakom" w:cs="Arakom" w:eastAsia="Arakom" w:hAnsi="Arakom"/>
                 <w:b w:val="false"/>
                 <w:bCs w:val="false"/>
                 <w:color w:val="111111"/>
@@ -5623,7 +5623,7 @@
             </w:pPr>
             <w:r>
               <w:rPr>
-                <w:rFonts w:ascii="Markazi Text" w:cs="Markazi Text" w:eastAsia="Markazi Text" w:hAnsi="Markazi Text"/>
+                <w:rFonts w:ascii="Arakom" w:cs="Arakom" w:eastAsia="Arakom" w:hAnsi="Arakom"/>
                 <w:b w:val="false"/>
                 <w:bCs w:val="false"/>
                 <w:color w:val="111111"/>
@@ -5749,7 +5749,7 @@
             </w:pPr>
             <w:r>
               <w:rPr>
-                <w:rFonts w:ascii="Markazi Text" w:cs="Markazi Text" w:eastAsia="Markazi Text" w:hAnsi="Markazi Text"/>
+                <w:rFonts w:ascii="Arakom" w:cs="Arakom" w:eastAsia="Arakom" w:hAnsi="Arakom"/>
                 <w:b w:val="false"/>
                 <w:bCs w:val="false"/>
                 <w:color w:val="111111"/>
@@ -5875,7 +5875,7 @@
             </w:pPr>
             <w:r>
               <w:rPr>
-                <w:rFonts w:ascii="Markazi Text" w:cs="Markazi Text" w:eastAsia="Markazi Text" w:hAnsi="Markazi Text"/>
+                <w:rFonts w:ascii="Arakom" w:cs="Arakom" w:eastAsia="Arakom" w:hAnsi="Arakom"/>
                 <w:b w:val="false"/>
                 <w:bCs w:val="false"/>
                 <w:color w:val="111111"/>
@@ -6108,7 +6108,7 @@
             </w:pPr>
             <w:r>
               <w:rPr>
-                <w:rFonts w:ascii="Markazi Text" w:cs="Markazi Text" w:eastAsia="Markazi Text" w:hAnsi="Markazi Text"/>
+                <w:rFonts w:ascii="Arakom" w:cs="Arakom" w:eastAsia="Arakom" w:hAnsi="Arakom"/>
                 <w:b w:val="false"/>
                 <w:bCs w:val="false"/>
                 <w:color w:val="111111"/>
@@ -6180,7 +6180,7 @@
             </w:pPr>
             <w:r>
               <w:rPr>
-                <w:rFonts w:ascii="Markazi Text" w:cs="Markazi Text" w:eastAsia="Markazi Text" w:hAnsi="Markazi Text"/>
+                <w:rFonts w:ascii="Arakom" w:cs="Arakom" w:eastAsia="Arakom" w:hAnsi="Arakom"/>
                 <w:b w:val="false"/>
                 <w:bCs w:val="false"/>
                 <w:color w:val="111111"/>
@@ -6252,7 +6252,7 @@
             </w:pPr>
             <w:r>
               <w:rPr>
-                <w:rFonts w:ascii="Markazi Text" w:cs="Markazi Text" w:eastAsia="Markazi Text" w:hAnsi="Markazi Text"/>
+                <w:rFonts w:ascii="Arakom" w:cs="Arakom" w:eastAsia="Arakom" w:hAnsi="Arakom"/>
                 <w:b w:val="false"/>
                 <w:bCs w:val="false"/>
                 <w:color w:val="111111"/>
@@ -6324,7 +6324,7 @@
             </w:pPr>
             <w:r>
               <w:rPr>
-                <w:rFonts w:ascii="Markazi Text" w:cs="Markazi Text" w:eastAsia="Markazi Text" w:hAnsi="Markazi Text"/>
+                <w:rFonts w:ascii="Arakom" w:cs="Arakom" w:eastAsia="Arakom" w:hAnsi="Arakom"/>
                 <w:b w:val="false"/>
                 <w:bCs w:val="false"/>
                 <w:color w:val="111111"/>
@@ -6396,7 +6396,7 @@
             </w:pPr>
             <w:r>
               <w:rPr>
-                <w:rFonts w:ascii="Markazi Text" w:cs="Markazi Text" w:eastAsia="Markazi Text" w:hAnsi="Markazi Text"/>
+                <w:rFonts w:ascii="Arakom" w:cs="Arakom" w:eastAsia="Arakom" w:hAnsi="Arakom"/>
                 <w:b w:val="false"/>
                 <w:bCs w:val="false"/>
                 <w:color w:val="111111"/>
@@ -6548,7 +6548,7 @@
             </w:pPr>
             <w:r>
               <w:rPr>
-                <w:rFonts w:ascii="Markazi Text" w:cs="Markazi Text" w:eastAsia="Markazi Text" w:hAnsi="Markazi Text"/>
+                <w:rFonts w:ascii="Arakom" w:cs="Arakom" w:eastAsia="Arakom" w:hAnsi="Arakom"/>
                 <w:b w:val="false"/>
                 <w:bCs w:val="false"/>
                 <w:color w:val="111111"/>
@@ -7192,7 +7192,7 @@
             </w:pPr>
             <w:r>
               <w:rPr>
-                <w:rFonts w:ascii="Markazi Text" w:cs="Markazi Text" w:eastAsia="Markazi Text" w:hAnsi="Markazi Text"/>
+                <w:rFonts w:ascii="Arakom" w:cs="Arakom" w:eastAsia="Arakom" w:hAnsi="Arakom"/>
                 <w:b w:val="false"/>
                 <w:bCs w:val="false"/>
                 <w:color w:val="111111"/>
@@ -7210,7 +7210,7 @@
             </w:pPr>
             <w:r>
               <w:rPr>
-                <w:rFonts w:ascii="Markazi Text" w:cs="Markazi Text" w:eastAsia="Markazi Text" w:hAnsi="Markazi Text"/>
+                <w:rFonts w:ascii="Arakom" w:cs="Arakom" w:eastAsia="Arakom" w:hAnsi="Arakom"/>
                 <w:b w:val="false"/>
                 <w:bCs w:val="false"/>
                 <w:color w:val="111111"/>
@@ -7398,7 +7398,7 @@
             </w:pPr>
             <w:r>
               <w:rPr>
-                <w:rFonts w:ascii="Markazi Text" w:cs="Markazi Text" w:eastAsia="Markazi Text" w:hAnsi="Markazi Text"/>
+                <w:rFonts w:ascii="Arakom" w:cs="Arakom" w:eastAsia="Arakom" w:hAnsi="Arakom"/>
                 <w:b w:val="false"/>
                 <w:bCs w:val="false"/>
                 <w:color w:val="111111"/>
@@ -7416,7 +7416,7 @@
             </w:pPr>
             <w:r>
               <w:rPr>
-                <w:rFonts w:ascii="Markazi Text" w:cs="Markazi Text" w:eastAsia="Markazi Text" w:hAnsi="Markazi Text"/>
+                <w:rFonts w:ascii="Arakom" w:cs="Arakom" w:eastAsia="Arakom" w:hAnsi="Arakom"/>
                 <w:b w:val="false"/>
                 <w:bCs w:val="false"/>
                 <w:color w:val="111111"/>
@@ -7698,7 +7698,7 @@
             </w:pPr>
             <w:r>
               <w:rPr>
-                <w:rFonts w:ascii="Markazi Text" w:cs="Markazi Text" w:eastAsia="Markazi Text" w:hAnsi="Markazi Text"/>
+                <w:rFonts w:ascii="Arakom" w:cs="Arakom" w:eastAsia="Arakom" w:hAnsi="Arakom"/>
                 <w:b w:val="false"/>
                 <w:bCs w:val="false"/>
                 <w:color w:val="111111"/>
@@ -7716,7 +7716,7 @@
             </w:pPr>
             <w:r>
               <w:rPr>
-                <w:rFonts w:ascii="Markazi Text" w:cs="Markazi Text" w:eastAsia="Markazi Text" w:hAnsi="Markazi Text"/>
+                <w:rFonts w:ascii="Arakom" w:cs="Arakom" w:eastAsia="Arakom" w:hAnsi="Arakom"/>
                 <w:b w:val="false"/>
                 <w:bCs w:val="false"/>
                 <w:color w:val="111111"/>
@@ -7734,7 +7734,7 @@
             </w:pPr>
             <w:r>
               <w:rPr>
-                <w:rFonts w:ascii="Markazi Text" w:cs="Markazi Text" w:eastAsia="Markazi Text" w:hAnsi="Markazi Text"/>
+                <w:rFonts w:ascii="Arakom" w:cs="Arakom" w:eastAsia="Arakom" w:hAnsi="Arakom"/>
                 <w:b w:val="false"/>
                 <w:bCs w:val="false"/>
                 <w:color w:val="111111"/>
